--- a/docs/pareceres/parecer-motor-stt.docx
+++ b/docs/pareceres/parecer-motor-stt.docx
@@ -25,7 +25,7 @@
           <w:color w:val="555555"/>
           <w:sz w:val="22"/>
         </w:rPr>
-        <w:t>STT do YouTube × STT do NotebookLM sobre o mesmo áudio · medição completa de 16/09/2026</w:t>
+        <w:t>STT do YouTube × STT do NotebookLM sobre o mesmo áudio · medição completa de 16/09/2026 · §12: implantação</w:t>
       </w:r>
     </w:p>
     <w:p/>
@@ -37,7 +37,7 @@
       </w:pPr>
       <w:r>
         <w:rPr>
-          <w:rFonts w:ascii="Agente 86 · Transcri-YouTube" w:hAnsi="Agente 86 · Transcri-YouTube"/>
+          <w:rFonts w:ascii="Calibri" w:hAnsi="Calibri"/>
           <w:b/>
           <w:color w:val="1F3B57"/>
           <w:sz w:val="32"/>
@@ -176,13 +176,93 @@
     </w:p>
     <w:p>
       <w:pPr>
+        <w:jc w:val="both"/>
+      </w:pPr>
+      <w:r>
+        <w:rPr>
+          <w:b/>
+        </w:rPr>
+        <w:t>Atualização de 16/09/2026: arquitetura de §6 APROVADA e IMPLANTADA</w:t>
+      </w:r>
+      <w:r>
+        <w:t xml:space="preserve"> — arquivo movido para</w:t>
+      </w:r>
+    </w:p>
+    <w:p>
+      <w:pPr>
+        <w:jc w:val="both"/>
+      </w:pPr>
+      <w:r>
+        <w:rPr>
+          <w:rFonts w:ascii="Consolas" w:hAnsi="Consolas"/>
+          <w:sz w:val="20"/>
+        </w:rPr>
+        <w:t>00-fonte/</w:t>
+      </w:r>
+      <w:r>
+        <w:t xml:space="preserve">, portão </w:t>
+      </w:r>
+      <w:r>
+        <w:rPr>
+          <w:b/>
+        </w:rPr>
+        <w:t>G9</w:t>
+      </w:r>
+      <w:r>
+        <w:t xml:space="preserve"> em operação, critério único de corpo em </w:t>
+      </w:r>
+      <w:r>
+        <w:rPr>
+          <w:rFonts w:ascii="Consolas" w:hAnsi="Consolas"/>
+          <w:sz w:val="20"/>
+        </w:rPr>
+        <w:t>rc_leitura.py</w:t>
+      </w:r>
+      <w:r>
+        <w:t xml:space="preserve"> e Guia atualizado.</w:t>
+      </w:r>
+    </w:p>
+    <w:p>
+      <w:pPr>
+        <w:jc w:val="both"/>
+      </w:pPr>
+      <w:r>
+        <w:t>Estado item a item, campos como construídos e uma medição nova que **corrige a percepção sobre as</w:t>
+      </w:r>
+    </w:p>
+    <w:p>
+      <w:pPr>
+        <w:jc w:val="both"/>
+      </w:pPr>
+      <w:r>
+        <w:t xml:space="preserve">lacunas </w:t>
+      </w:r>
+      <w:r>
+        <w:rPr>
+          <w:rFonts w:ascii="Consolas" w:hAnsi="Consolas"/>
+          <w:sz w:val="20"/>
+        </w:rPr>
+        <w:t>[INAUDÍVEL]</w:t>
+      </w:r>
+      <w:r>
+        <w:rPr>
+          <w:b/>
+        </w:rPr>
+        <w:t xml:space="preserve"> (3 de 16 resolvidas): </w:t>
+      </w:r>
+      <w:r>
+        <w:t>§12**.</w:t>
+      </w:r>
+    </w:p>
+    <w:p>
+      <w:pPr>
         <w:pStyle w:val="Heading2"/>
         <w:keepNext/>
         <w:spacing w:before="200"/>
       </w:pPr>
       <w:r>
         <w:rPr>
-          <w:rFonts w:ascii="Agente 86 · Transcri-YouTube" w:hAnsi="Agente 86 · Transcri-YouTube"/>
+          <w:rFonts w:ascii="Calibri" w:hAnsi="Calibri"/>
           <w:b/>
           <w:color w:val="1F3B57"/>
           <w:sz w:val="24"/>
@@ -1331,7 +1411,7 @@
       </w:pPr>
       <w:r>
         <w:rPr>
-          <w:rFonts w:ascii="Agente 86 · Transcri-YouTube" w:hAnsi="Agente 86 · Transcri-YouTube"/>
+          <w:rFonts w:ascii="Calibri" w:hAnsi="Calibri"/>
           <w:b/>
           <w:color w:val="1F3B57"/>
           <w:sz w:val="24"/>
@@ -1764,7 +1844,7 @@
       </w:pPr>
       <w:r>
         <w:rPr>
-          <w:rFonts w:ascii="Agente 86 · Transcri-YouTube" w:hAnsi="Agente 86 · Transcri-YouTube"/>
+          <w:rFonts w:ascii="Calibri" w:hAnsi="Calibri"/>
           <w:b/>
           <w:color w:val="1F3B57"/>
           <w:sz w:val="24"/>
@@ -2222,7 +2302,7 @@
       </w:pPr>
       <w:r>
         <w:rPr>
-          <w:rFonts w:ascii="Agente 86 · Transcri-YouTube" w:hAnsi="Agente 86 · Transcri-YouTube"/>
+          <w:rFonts w:ascii="Calibri" w:hAnsi="Calibri"/>
           <w:b/>
           <w:color w:val="1F3B57"/>
           <w:sz w:val="24"/>
@@ -2272,7 +2352,7 @@
       </w:pPr>
       <w:r>
         <w:rPr>
-          <w:rFonts w:ascii="Agente 86 · Transcri-YouTube" w:hAnsi="Agente 86 · Transcri-YouTube"/>
+          <w:rFonts w:ascii="Calibri" w:hAnsi="Calibri"/>
           <w:b/>
           <w:color w:val="1F3B57"/>
           <w:sz w:val="22"/>
@@ -2497,7 +2577,7 @@
       </w:pPr>
       <w:r>
         <w:rPr>
-          <w:rFonts w:ascii="Agente 86 · Transcri-YouTube" w:hAnsi="Agente 86 · Transcri-YouTube"/>
+          <w:rFonts w:ascii="Calibri" w:hAnsi="Calibri"/>
           <w:b/>
           <w:color w:val="1F3B57"/>
           <w:sz w:val="22"/>
@@ -2996,7 +3076,7 @@
       </w:pPr>
       <w:r>
         <w:rPr>
-          <w:rFonts w:ascii="Agente 86 · Transcri-YouTube" w:hAnsi="Agente 86 · Transcri-YouTube"/>
+          <w:rFonts w:ascii="Calibri" w:hAnsi="Calibri"/>
           <w:b/>
           <w:color w:val="1F3B57"/>
           <w:sz w:val="22"/>
@@ -3262,7 +3342,7 @@
       </w:pPr>
       <w:r>
         <w:rPr>
-          <w:rFonts w:ascii="Agente 86 · Transcri-YouTube" w:hAnsi="Agente 86 · Transcri-YouTube"/>
+          <w:rFonts w:ascii="Calibri" w:hAnsi="Calibri"/>
           <w:b/>
           <w:color w:val="1F3B57"/>
           <w:sz w:val="22"/>
@@ -3995,7 +4075,7 @@
       </w:pPr>
       <w:r>
         <w:rPr>
-          <w:rFonts w:ascii="Agente 86 · Transcri-YouTube" w:hAnsi="Agente 86 · Transcri-YouTube"/>
+          <w:rFonts w:ascii="Calibri" w:hAnsi="Calibri"/>
           <w:b/>
           <w:color w:val="1F3B57"/>
           <w:sz w:val="22"/>
@@ -4353,7 +4433,7 @@
       </w:pPr>
       <w:r>
         <w:rPr>
-          <w:rFonts w:ascii="Agente 86 · Transcri-YouTube" w:hAnsi="Agente 86 · Transcri-YouTube"/>
+          <w:rFonts w:ascii="Calibri" w:hAnsi="Calibri"/>
           <w:b/>
           <w:color w:val="1F3B57"/>
           <w:sz w:val="24"/>
@@ -6123,7 +6203,7 @@
       </w:pPr>
       <w:r>
         <w:rPr>
-          <w:rFonts w:ascii="Agente 86 · Transcri-YouTube" w:hAnsi="Agente 86 · Transcri-YouTube"/>
+          <w:rFonts w:ascii="Calibri" w:hAnsi="Calibri"/>
           <w:b/>
           <w:color w:val="1F3B57"/>
           <w:sz w:val="24"/>
@@ -6550,7 +6630,7 @@
       </w:pPr>
       <w:r>
         <w:rPr>
-          <w:rFonts w:ascii="Agente 86 · Transcri-YouTube" w:hAnsi="Agente 86 · Transcri-YouTube"/>
+          <w:rFonts w:ascii="Calibri" w:hAnsi="Calibri"/>
           <w:b/>
           <w:color w:val="1F3B57"/>
           <w:sz w:val="24"/>
@@ -6798,7 +6878,7 @@
       </w:pPr>
       <w:r>
         <w:rPr>
-          <w:rFonts w:ascii="Agente 86 · Transcri-YouTube" w:hAnsi="Agente 86 · Transcri-YouTube"/>
+          <w:rFonts w:ascii="Calibri" w:hAnsi="Calibri"/>
           <w:b/>
           <w:color w:val="1F3B57"/>
           <w:sz w:val="24"/>
@@ -7139,7 +7219,7 @@
       </w:pPr>
       <w:r>
         <w:rPr>
-          <w:rFonts w:ascii="Agente 86 · Transcri-YouTube" w:hAnsi="Agente 86 · Transcri-YouTube"/>
+          <w:rFonts w:ascii="Calibri" w:hAnsi="Calibri"/>
           <w:b/>
           <w:color w:val="1F3B57"/>
           <w:sz w:val="24"/>
@@ -7618,7 +7698,7 @@
       </w:pPr>
       <w:r>
         <w:rPr>
-          <w:rFonts w:ascii="Agente 86 · Transcri-YouTube" w:hAnsi="Agente 86 · Transcri-YouTube"/>
+          <w:rFonts w:ascii="Calibri" w:hAnsi="Calibri"/>
           <w:b/>
           <w:color w:val="1F3B57"/>
           <w:sz w:val="24"/>
@@ -7930,7 +8010,7 @@
       </w:pPr>
       <w:r>
         <w:rPr>
-          <w:rFonts w:ascii="Agente 86 · Transcri-YouTube" w:hAnsi="Agente 86 · Transcri-YouTube"/>
+          <w:rFonts w:ascii="Calibri" w:hAnsi="Calibri"/>
           <w:b/>
           <w:color w:val="1F3B57"/>
           <w:sz w:val="24"/>
@@ -8026,7 +8106,7 @@
       </w:pPr>
       <w:r>
         <w:rPr>
-          <w:rFonts w:ascii="Agente 86 · Transcri-YouTube" w:hAnsi="Agente 86 · Transcri-YouTube"/>
+          <w:rFonts w:ascii="Calibri" w:hAnsi="Calibri"/>
           <w:b/>
           <w:color w:val="1F3B57"/>
           <w:sz w:val="24"/>
@@ -8133,13 +8213,1154 @@
         <w:br/>
         <w:t xml:space="preserve">    transcricoes/2026-09-14-revelacoes-cosmicas-urgente/00-fonte/transcricao-bruta.txt \</w:t>
         <w:br/>
-        <w:t xml:space="preserve">    Opcao-B.txt \</w:t>
+        <w:t xml:space="preserve">    transcricoes/2026-09-14-revelacoes-cosmicas-urgente/00-fonte/transcricao-pontuada.txt \</w:t>
         <w:br/>
         <w:t xml:space="preserve">    --com-diagnostico \</w:t>
         <w:br/>
         <w:t xml:space="preserve">    --md docs/pareceres/parecer-motor-stt-medicao.md \</w:t>
         <w:br/>
         <w:t xml:space="preserve">    --json docs/pareceres/perfil-stt.json</w:t>
+      </w:r>
+    </w:p>
+    <w:p>
+      <w:pPr>
+        <w:pStyle w:val="Heading2"/>
+        <w:keepNext/>
+        <w:spacing w:before="200"/>
+      </w:pPr>
+      <w:r>
+        <w:rPr>
+          <w:rFonts w:ascii="Calibri" w:hAnsi="Calibri"/>
+          <w:b/>
+          <w:color w:val="1F3B57"/>
+          <w:sz w:val="24"/>
+        </w:rPr>
+        <w:t>12. Implantação — o que foi feito depois da aprovação (16/09/2026)</w:t>
+      </w:r>
+    </w:p>
+    <w:p>
+      <w:pPr>
+        <w:jc w:val="both"/>
+      </w:pPr>
+      <w:r>
+        <w:t>O Comandante aprovou a arquitetura de §6 e ordenou a implantação local: mover o arquivo da raiz para</w:t>
+      </w:r>
+    </w:p>
+    <w:p>
+      <w:pPr>
+        <w:jc w:val="both"/>
+      </w:pPr>
+      <w:r>
+        <w:t>a pasta correta e criar a regra do G9. Feito, com o item 1 de §8 junto — ele é pré-requisito do G9,</w:t>
+      </w:r>
+    </w:p>
+    <w:p>
+      <w:pPr>
+        <w:jc w:val="both"/>
+      </w:pPr>
+      <w:r>
+        <w:t>porque sem critério de corpo a divergência seria medida entre um texto inteiro e um parágrafo.</w:t>
+      </w:r>
+    </w:p>
+    <w:tbl>
+      <w:tblPr>
+        <w:tblStyle w:val="LightGrid-Accent1"/>
+        <w:tblW w:type="auto" w:w="0"/>
+        <w:jc w:val="center"/>
+        <w:tblLook w:firstColumn="1" w:firstRow="1" w:lastColumn="0" w:lastRow="0" w:noHBand="0" w:noVBand="1" w:val="04A0"/>
+      </w:tblPr>
+      <w:tblGrid>
+        <w:gridCol w:w="2880"/>
+        <w:gridCol w:w="2880"/>
+        <w:gridCol w:w="2880"/>
+      </w:tblGrid>
+      <w:tr>
+        <w:tc>
+          <w:tcPr>
+            <w:tcW w:type="dxa" w:w="2880"/>
+          </w:tcPr>
+          <w:p>
+            <w:r/>
+            <w:r>
+              <w:rPr>
+                <w:b/>
+                <w:sz w:val="20"/>
+              </w:rPr>
+              <w:t>item de §8</w:t>
+            </w:r>
+          </w:p>
+        </w:tc>
+        <w:tc>
+          <w:tcPr>
+            <w:tcW w:type="dxa" w:w="2880"/>
+          </w:tcPr>
+          <w:p>
+            <w:r/>
+            <w:r>
+              <w:rPr>
+                <w:b/>
+                <w:sz w:val="20"/>
+              </w:rPr>
+              <w:t>estado</w:t>
+            </w:r>
+          </w:p>
+        </w:tc>
+        <w:tc>
+          <w:tcPr>
+            <w:tcW w:type="dxa" w:w="2880"/>
+          </w:tcPr>
+          <w:p>
+            <w:r/>
+            <w:r>
+              <w:rPr>
+                <w:b/>
+                <w:sz w:val="20"/>
+              </w:rPr>
+              <w:t>onde</w:t>
+            </w:r>
+          </w:p>
+        </w:tc>
+      </w:tr>
+      <w:tr>
+        <w:tc>
+          <w:tcPr>
+            <w:tcW w:type="dxa" w:w="2880"/>
+          </w:tcPr>
+          <w:p>
+            <w:r/>
+            <w:r>
+              <w:rPr>
+                <w:sz w:val="20"/>
+              </w:rPr>
+              <w:t>1 — critério de corpo em cascata + guarda de cobertura</w:t>
+            </w:r>
+          </w:p>
+        </w:tc>
+        <w:tc>
+          <w:tcPr>
+            <w:tcW w:type="dxa" w:w="2880"/>
+          </w:tcPr>
+          <w:p>
+            <w:r/>
+            <w:r>
+              <w:rPr>
+                <w:sz w:val="20"/>
+              </w:rPr>
+              <w:t>implantado</w:t>
+            </w:r>
+          </w:p>
+        </w:tc>
+        <w:tc>
+          <w:tcPr>
+            <w:tcW w:type="dxa" w:w="2880"/>
+          </w:tcPr>
+          <w:p>
+            <w:r/>
+            <w:r>
+              <w:rPr>
+                <w:sz w:val="20"/>
+              </w:rPr>
+              <w:t>ferramentas/rc_leitura.py (novo), consumido por rc_novo.py e rc_indice.py</w:t>
+            </w:r>
+          </w:p>
+        </w:tc>
+      </w:tr>
+      <w:tr>
+        <w:tc>
+          <w:tcPr>
+            <w:tcW w:type="dxa" w:w="2880"/>
+          </w:tcPr>
+          <w:p>
+            <w:r/>
+            <w:r>
+              <w:rPr>
+                <w:sz w:val="20"/>
+              </w:rPr>
+              <w:t>2 — heurística de capitalizadas ciente de inicial de frase</w:t>
+            </w:r>
+          </w:p>
+        </w:tc>
+        <w:tc>
+          <w:tcPr>
+            <w:tcW w:type="dxa" w:w="2880"/>
+          </w:tcPr>
+          <w:p>
+            <w:r/>
+            <w:r>
+              <w:rPr>
+                <w:sz w:val="20"/>
+              </w:rPr>
+              <w:t>pendente (segue na geladeira com os demais)</w:t>
+            </w:r>
+          </w:p>
+        </w:tc>
+        <w:tc>
+          <w:tcPr>
+            <w:tcW w:type="dxa" w:w="2880"/>
+          </w:tcPr>
+          <w:p>
+            <w:r/>
+            <w:r>
+              <w:rPr>
+                <w:sz w:val="20"/>
+              </w:rPr>
+              <w:t>rc_diagnostico.py:372</w:t>
+            </w:r>
+          </w:p>
+        </w:tc>
+      </w:tr>
+      <w:tr>
+        <w:tc>
+          <w:tcPr>
+            <w:tcW w:type="dxa" w:w="2880"/>
+          </w:tcPr>
+          <w:p>
+            <w:r/>
+            <w:r>
+              <w:rPr>
+                <w:sz w:val="20"/>
+              </w:rPr>
+              <w:t>3 — campos de proveniência do derivado</w:t>
+            </w:r>
+          </w:p>
+        </w:tc>
+        <w:tc>
+          <w:tcPr>
+            <w:tcW w:type="dxa" w:w="2880"/>
+          </w:tcPr>
+          <w:p>
+            <w:r/>
+            <w:r>
+              <w:rPr>
+                <w:sz w:val="20"/>
+              </w:rPr>
+              <w:t>implantado</w:t>
+            </w:r>
+          </w:p>
+        </w:tc>
+        <w:tc>
+          <w:tcPr>
+            <w:tcW w:type="dxa" w:w="2880"/>
+          </w:tcPr>
+          <w:p>
+            <w:r/>
+            <w:r>
+              <w:rPr>
+                <w:sz w:val="20"/>
+              </w:rPr>
+              <w:t>_modelo/00-fonte/metadados.yaml + metadados.yaml da transcrição</w:t>
+            </w:r>
+          </w:p>
+        </w:tc>
+      </w:tr>
+      <w:tr>
+        <w:tc>
+          <w:tcPr>
+            <w:tcW w:type="dxa" w:w="2880"/>
+          </w:tcPr>
+          <w:p>
+            <w:r/>
+            <w:r>
+              <w:rPr>
+                <w:sz w:val="20"/>
+              </w:rPr>
+              <w:t>4 — portão G9</w:t>
+            </w:r>
+          </w:p>
+        </w:tc>
+        <w:tc>
+          <w:tcPr>
+            <w:tcW w:type="dxa" w:w="2880"/>
+          </w:tcPr>
+          <w:p>
+            <w:r/>
+            <w:r>
+              <w:rPr>
+                <w:sz w:val="20"/>
+              </w:rPr>
+              <w:t>implantado</w:t>
+            </w:r>
+          </w:p>
+        </w:tc>
+        <w:tc>
+          <w:tcPr>
+            <w:tcW w:type="dxa" w:w="2880"/>
+          </w:tcPr>
+          <w:p>
+            <w:r/>
+            <w:r>
+              <w:rPr>
+                <w:sz w:val="20"/>
+              </w:rPr>
+              <w:t>rc_qa.py, registrado em PORTOES; testes na seção 14 de testes/test_pipeline.py</w:t>
+            </w:r>
+          </w:p>
+        </w:tc>
+      </w:tr>
+      <w:tr>
+        <w:tc>
+          <w:tcPr>
+            <w:tcW w:type="dxa" w:w="2880"/>
+          </w:tcPr>
+          <w:p>
+            <w:r/>
+            <w:r>
+              <w:rPr>
+                <w:sz w:val="20"/>
+              </w:rPr>
+              <w:t>5 — Guia §8, §9 e seção nova</w:t>
+            </w:r>
+          </w:p>
+        </w:tc>
+        <w:tc>
+          <w:tcPr>
+            <w:tcW w:type="dxa" w:w="2880"/>
+          </w:tcPr>
+          <w:p>
+            <w:r/>
+            <w:r>
+              <w:rPr>
+                <w:sz w:val="20"/>
+              </w:rPr>
+              <w:t>implantado</w:t>
+            </w:r>
+          </w:p>
+        </w:tc>
+        <w:tc>
+          <w:tcPr>
+            <w:tcW w:type="dxa" w:w="2880"/>
+          </w:tcPr>
+          <w:p>
+            <w:r/>
+            <w:r>
+              <w:rPr>
+                <w:sz w:val="20"/>
+              </w:rPr>
+              <w:t>guia-revisao-v2.md §2.6 (camadas), §8 (conferência), §9 (rótulo inline), §13.1, §14, §16, §17 + .docx</w:t>
+            </w:r>
+          </w:p>
+        </w:tc>
+      </w:tr>
+      <w:tr>
+        <w:tc>
+          <w:tcPr>
+            <w:tcW w:type="dxa" w:w="2880"/>
+          </w:tcPr>
+          <w:p>
+            <w:r/>
+            <w:r>
+              <w:rPr>
+                <w:sz w:val="20"/>
+              </w:rPr>
+              <w:t>§9 — destino do Opcao-B.txt</w:t>
+            </w:r>
+          </w:p>
+        </w:tc>
+        <w:tc>
+          <w:tcPr>
+            <w:tcW w:type="dxa" w:w="2880"/>
+          </w:tcPr>
+          <w:p>
+            <w:r/>
+            <w:r>
+              <w:rPr>
+                <w:sz w:val="20"/>
+              </w:rPr>
+              <w:t>executado</w:t>
+            </w:r>
+          </w:p>
+        </w:tc>
+        <w:tc>
+          <w:tcPr>
+            <w:tcW w:type="dxa" w:w="2880"/>
+          </w:tcPr>
+          <w:p>
+            <w:r/>
+            <w:r>
+              <w:rPr>
+                <w:sz w:val="20"/>
+              </w:rPr>
+              <w:t>git mv → transcricoes/2026-09-14-revelacoes-cosmicas-urgente/00-fonte/transcricao-pontuada.txt, sha256 preservado</w:t>
+            </w:r>
+          </w:p>
+        </w:tc>
+      </w:tr>
+    </w:tbl>
+    <w:p/>
+    <w:p>
+      <w:pPr>
+        <w:jc w:val="both"/>
+      </w:pPr>
+      <w:r>
+        <w:rPr>
+          <w:b/>
+        </w:rPr>
+        <w:t>Campos como construídos</w:t>
+      </w:r>
+      <w:r>
+        <w:t xml:space="preserve"> (diferem da lista de §6, que era proposta): </w:t>
+      </w:r>
+      <w:r>
+        <w:rPr>
+          <w:rFonts w:ascii="Consolas" w:hAnsi="Consolas"/>
+          <w:sz w:val="20"/>
+        </w:rPr>
+        <w:t>derivado.arquivo</w:t>
+      </w:r>
+      <w:r>
+        <w:t>,</w:t>
+      </w:r>
+    </w:p>
+    <w:p>
+      <w:pPr>
+        <w:jc w:val="both"/>
+      </w:pPr>
+      <w:r>
+        <w:rPr>
+          <w:rFonts w:ascii="Consolas" w:hAnsi="Consolas"/>
+          <w:sz w:val="20"/>
+        </w:rPr>
+        <w:t>derivado.ferramenta</w:t>
+      </w:r>
+      <w:r>
+        <w:t xml:space="preserve">, </w:t>
+      </w:r>
+      <w:r>
+        <w:rPr>
+          <w:rFonts w:ascii="Consolas" w:hAnsi="Consolas"/>
+          <w:sz w:val="20"/>
+        </w:rPr>
+        <w:t>derivado.data</w:t>
+      </w:r>
+      <w:r>
+        <w:t xml:space="preserve">, </w:t>
+      </w:r>
+      <w:r>
+        <w:rPr>
+          <w:rFonts w:ascii="Consolas" w:hAnsi="Consolas"/>
+          <w:sz w:val="20"/>
+        </w:rPr>
+        <w:t>derivado.sha256</w:t>
+      </w:r>
+      <w:r>
+        <w:t xml:space="preserve">, </w:t>
+      </w:r>
+      <w:r>
+        <w:rPr>
+          <w:rFonts w:ascii="Consolas" w:hAnsi="Consolas"/>
+          <w:sz w:val="20"/>
+        </w:rPr>
+        <w:t>derivado.divergencia_maxima</w:t>
+      </w:r>
+      <w:r>
+        <w:t>,</w:t>
+      </w:r>
+    </w:p>
+    <w:p>
+      <w:pPr>
+        <w:jc w:val="both"/>
+      </w:pPr>
+      <w:r>
+        <w:rPr>
+          <w:rFonts w:ascii="Consolas" w:hAnsi="Consolas"/>
+          <w:sz w:val="20"/>
+        </w:rPr>
+        <w:t>derivado.divergencia_medida</w:t>
+      </w:r>
+      <w:r>
+        <w:t xml:space="preserve">, </w:t>
+      </w:r>
+      <w:r>
+        <w:rPr>
+          <w:rFonts w:ascii="Consolas" w:hAnsi="Consolas"/>
+          <w:sz w:val="20"/>
+        </w:rPr>
+        <w:t>derivado.palavras_mascaradas[]</w:t>
+      </w:r>
+      <w:r>
+        <w:t xml:space="preserve"> (</w:t>
+      </w:r>
+      <w:r>
+        <w:rPr>
+          <w:rFonts w:ascii="Consolas" w:hAnsi="Consolas"/>
+          <w:sz w:val="20"/>
+        </w:rPr>
+        <w:t>mascara</w:t>
+      </w:r>
+      <w:r>
+        <w:t xml:space="preserve"> → </w:t>
+      </w:r>
+      <w:r>
+        <w:rPr>
+          <w:rFonts w:ascii="Consolas" w:hAnsi="Consolas"/>
+          <w:sz w:val="20"/>
+        </w:rPr>
+        <w:t>restaurar_para</w:t>
+      </w:r>
+      <w:r>
+        <w:t xml:space="preserve"> →</w:t>
+      </w:r>
+    </w:p>
+    <w:p>
+      <w:pPr>
+        <w:jc w:val="both"/>
+      </w:pPr>
+      <w:r>
+        <w:rPr>
+          <w:rFonts w:ascii="Consolas" w:hAnsi="Consolas"/>
+          <w:sz w:val="20"/>
+        </w:rPr>
+        <w:t>ocorrencias</w:t>
+      </w:r>
+      <w:r>
+        <w:t xml:space="preserve">) e </w:t>
+      </w:r>
+      <w:r>
+        <w:rPr>
+          <w:rFonts w:ascii="Consolas" w:hAnsi="Consolas"/>
+          <w:sz w:val="20"/>
+        </w:rPr>
+        <w:t>derivado.observacao</w:t>
+      </w:r>
+      <w:r>
+        <w:t xml:space="preserve">. O bloco é comentado no </w:t>
+      </w:r>
+      <w:r>
+        <w:rPr>
+          <w:rFonts w:ascii="Consolas" w:hAnsi="Consolas"/>
+          <w:sz w:val="20"/>
+        </w:rPr>
+        <w:t>_modelo</w:t>
+      </w:r>
+      <w:r>
+        <w:t>, para não sugerir que toda</w:t>
+      </w:r>
+    </w:p>
+    <w:p>
+      <w:pPr>
+        <w:jc w:val="both"/>
+      </w:pPr>
+      <w:r>
+        <w:t>transcrição tem derivado.</w:t>
+      </w:r>
+    </w:p>
+    <w:p>
+      <w:pPr>
+        <w:jc w:val="both"/>
+      </w:pPr>
+      <w:r>
+        <w:rPr>
+          <w:rFonts w:ascii="Consolas" w:hAnsi="Consolas"/>
+          <w:b/>
+          <w:sz w:val="20"/>
+        </w:rPr>
+        <w:t>rc_leitura.py</w:t>
+      </w:r>
+      <w:r>
+        <w:rPr>
+          <w:b/>
+        </w:rPr>
+        <w:t xml:space="preserve"> — a cascata, e a prova de que ela era necessária.</w:t>
+      </w:r>
+      <w:r>
+        <w:t xml:space="preserve"> (i) marcador</w:t>
+      </w:r>
+    </w:p>
+    <w:p>
+      <w:pPr>
+        <w:jc w:val="both"/>
+      </w:pPr>
+      <w:r>
+        <w:rPr>
+          <w:rFonts w:ascii="Consolas" w:hAnsi="Consolas"/>
+          <w:sz w:val="20"/>
+        </w:rPr>
+        <w:t>Transcrição Automática</w:t>
+      </w:r>
+      <w:r>
+        <w:t xml:space="preserve"> → corpo depois dele; (ii) linha mais longa, se cobrir ≥ 80% dos caracteres;</w:t>
+      </w:r>
+    </w:p>
+    <w:p>
+      <w:pPr>
+        <w:jc w:val="both"/>
+      </w:pPr>
+      <w:r>
+        <w:t xml:space="preserve">(iii) arquivo inteiro, </w:t>
+      </w:r>
+      <w:r>
+        <w:rPr>
+          <w:b/>
+        </w:rPr>
+        <w:t>com aviso</w:t>
+      </w:r>
+      <w:r>
+        <w:t xml:space="preserve"> em </w:t>
+      </w:r>
+      <w:r>
+        <w:rPr>
+          <w:rFonts w:ascii="Consolas" w:hAnsi="Consolas"/>
+          <w:sz w:val="20"/>
+        </w:rPr>
+        <w:t>metadados.yaml</w:t>
+      </w:r>
+      <w:r>
+        <w:t>. Retrocompatibilidade verificada no bruto de</w:t>
+      </w:r>
+    </w:p>
+    <w:p>
+      <w:pPr>
+        <w:jc w:val="both"/>
+      </w:pPr>
+      <w:r>
+        <w:t xml:space="preserve">referência: números idênticos ao que já estava registrado (106.243 bytes, sha256 </w:t>
+      </w:r>
+      <w:r>
+        <w:rPr>
+          <w:rFonts w:ascii="Consolas" w:hAnsi="Consolas"/>
+          <w:sz w:val="20"/>
+        </w:rPr>
+        <w:t>34f9bcf4…</w:t>
+      </w:r>
+      <w:r>
+        <w:t>, corpo</w:t>
+      </w:r>
+    </w:p>
+    <w:p>
+      <w:pPr>
+        <w:jc w:val="both"/>
+      </w:pPr>
+      <w:r>
+        <w:t xml:space="preserve">na linha 13, 101.468 caracteres, 18.806 palavras), e </w:t>
+      </w:r>
+      <w:r>
+        <w:rPr>
+          <w:rFonts w:ascii="Consolas" w:hAnsi="Consolas"/>
+          <w:sz w:val="20"/>
+        </w:rPr>
+        <w:t>transcricoes/_indice.csv</w:t>
+      </w:r>
+      <w:r>
+        <w:t xml:space="preserve"> byte a byte igual.</w:t>
+      </w:r>
+    </w:p>
+    <w:p>
+      <w:pPr>
+        <w:jc w:val="both"/>
+      </w:pPr>
+      <w:r>
+        <w:t xml:space="preserve">No derivado, o critério antigo devolveria </w:t>
+      </w:r>
+      <w:r>
+        <w:rPr>
+          <w:b/>
+        </w:rPr>
+        <w:t>771 palavras</w:t>
+      </w:r>
+      <w:r>
+        <w:t xml:space="preserve"> de um corpo de 18.815 — exatamente o</w:t>
+      </w:r>
+    </w:p>
+    <w:p>
+      <w:pPr>
+        <w:jc w:val="both"/>
+      </w:pPr>
+      <w:r>
+        <w:t>defeito previsto em §8, agora impedido e avisado.</w:t>
+      </w:r>
+    </w:p>
+    <w:p>
+      <w:pPr>
+        <w:jc w:val="both"/>
+      </w:pPr>
+      <w:r>
+        <w:rPr>
+          <w:b/>
+        </w:rPr>
+        <w:t>G9 como ficou, e o que ele responde hoje:</w:t>
+      </w:r>
+    </w:p>
+    <w:p>
+      <w:pPr>
+        <w:ind w:left="360"/>
+      </w:pPr>
+      <w:r>
+        <w:rPr>
+          <w:rFonts w:ascii="Consolas" w:hAnsi="Consolas"/>
+          <w:sz w:val="18"/>
+        </w:rPr>
+        <w:t>[G9] derivado e divergência ok    derivado íntegro (sha256 5aa247f34877…); divergência 3.00% ≤</w:t>
+        <w:br/>
+        <w:t>teto 5%; 5 tokens mascarados no derivado, registrados e restaurados nos blocos</w:t>
+        <w:br/>
+        <w:t>('m****'→merda; 'b******'→bandido; 'm****'→merda; 'm****'→merda)</w:t>
+      </w:r>
+    </w:p>
+    <w:p>
+      <w:pPr>
+        <w:jc w:val="both"/>
+      </w:pPr>
+      <w:r>
+        <w:t xml:space="preserve">O portão localiza cada máscara </w:t>
+      </w:r>
+      <w:r>
+        <w:rPr>
+          <w:b/>
+        </w:rPr>
+        <w:t>pelo contexto no bruto</w:t>
+      </w:r>
+      <w:r>
+        <w:t>, tratando trecho contíguo como unidade —</w:t>
+      </w:r>
+    </w:p>
+    <w:p>
+      <w:pPr>
+        <w:jc w:val="both"/>
+      </w:pPr>
+      <w:r>
+        <w:rPr>
+          <w:rFonts w:ascii="Consolas" w:hAnsi="Consolas"/>
+          <w:sz w:val="20"/>
+        </w:rPr>
+        <w:t>merda merda merda</w:t>
+      </w:r>
+      <w:r>
+        <w:t xml:space="preserve"> virou </w:t>
+      </w:r>
+      <w:r>
+        <w:rPr>
+          <w:rFonts w:ascii="Consolas" w:hAnsi="Consolas"/>
+          <w:sz w:val="20"/>
+        </w:rPr>
+        <w:t>m****, m****, m****</w:t>
+      </w:r>
+      <w:r>
+        <w:t>, e a vizinhança imediata de uma máscara é outra</w:t>
+      </w:r>
+    </w:p>
+    <w:p>
+      <w:pPr>
+        <w:jc w:val="both"/>
+      </w:pPr>
+      <w:r>
+        <w:t>máscara, que não carrega contexto. Quatro defesas, cada uma paga com um erro real desta medição:</w:t>
+      </w:r>
+    </w:p>
+    <w:p>
+      <w:pPr>
+        <w:jc w:val="both"/>
+      </w:pPr>
+      <w:r>
+        <w:t>contexto em vez de comprimento+inicial (</w:t>
+      </w:r>
+      <w:r>
+        <w:rPr>
+          <w:rFonts w:ascii="Consolas" w:hAnsi="Consolas"/>
+          <w:sz w:val="20"/>
+        </w:rPr>
+        <w:t>m****</w:t>
+      </w:r>
+      <w:r>
+        <w:t xml:space="preserve"> casava também com </w:t>
+      </w:r>
+      <w:r>
+        <w:rPr>
+          <w:rFonts w:ascii="Consolas" w:hAnsi="Consolas"/>
+          <w:sz w:val="20"/>
+        </w:rPr>
+        <w:t>medio</w:t>
+      </w:r>
+      <w:r>
+        <w:t>); busca graduada 3→2→1</w:t>
+      </w:r>
+    </w:p>
+    <w:p>
+      <w:pPr>
+        <w:jc w:val="both"/>
+      </w:pPr>
+      <w:r>
+        <w:t xml:space="preserve">palavras, dois lados antes de um só (a camada edita a vizinhança: "advogado </w:t>
+      </w:r>
+      <w:r>
+        <w:rPr>
+          <w:b/>
+        </w:rPr>
+        <w:t>de</w:t>
+      </w:r>
+      <w:r>
+        <w:t xml:space="preserve"> acusação" →</w:t>
+      </w:r>
+    </w:p>
+    <w:p>
+      <w:pPr>
+        <w:jc w:val="both"/>
+      </w:pPr>
+      <w:r>
+        <w:t>"</w:t>
+      </w:r>
+      <w:r>
+        <w:rPr>
+          <w:b/>
+        </w:rPr>
+        <w:t>e</w:t>
+      </w:r>
+      <w:r>
+        <w:t xml:space="preserve"> acusação"); exigência de que a palavra localizada tenha </w:t>
+      </w:r>
+      <w:r>
+        <w:rPr>
+          <w:b/>
+        </w:rPr>
+        <w:t>sumido</w:t>
+      </w:r>
+      <w:r>
+        <w:t xml:space="preserve"> do derivado (sem isso,</w:t>
+      </w:r>
+    </w:p>
+    <w:p>
+      <w:pPr>
+        <w:jc w:val="both"/>
+      </w:pPr>
+      <w:r>
+        <w:t xml:space="preserve">contexto de um lado só casava </w:t>
+      </w:r>
+      <w:r>
+        <w:rPr>
+          <w:rFonts w:ascii="Consolas" w:hAnsi="Consolas"/>
+          <w:sz w:val="20"/>
+        </w:rPr>
+        <w:t>m****</w:t>
+      </w:r>
+      <w:r>
+        <w:t xml:space="preserve"> com o artigo "a"); ambiguidade devolve </w:t>
+      </w:r>
+      <w:r>
+        <w:rPr>
+          <w:rFonts w:ascii="Consolas" w:hAnsi="Consolas"/>
+          <w:sz w:val="20"/>
+        </w:rPr>
+        <w:t>None</w:t>
+      </w:r>
+      <w:r>
+        <w:t xml:space="preserve"> e avisa, não</w:t>
+      </w:r>
+    </w:p>
+    <w:p>
+      <w:pPr>
+        <w:jc w:val="both"/>
+      </w:pPr>
+      <w:r>
+        <w:t>chuta. Falha nos cinco modos de estragar: sha256 trocado, divergência acima do teto, palavra não</w:t>
+      </w:r>
+    </w:p>
+    <w:p>
+      <w:pPr>
+        <w:jc w:val="both"/>
+      </w:pPr>
+      <w:r>
+        <w:t>restaurada, asterisco na saída, máscara sem registro — cada um com teste próprio</w:t>
+      </w:r>
+    </w:p>
+    <w:p>
+      <w:pPr>
+        <w:jc w:val="both"/>
+      </w:pPr>
+      <w:r>
+        <w:t>(</w:t>
+      </w:r>
+      <w:r>
+        <w:rPr>
+          <w:rFonts w:ascii="Consolas" w:hAnsi="Consolas"/>
+          <w:sz w:val="20"/>
+        </w:rPr>
+        <w:t>testes/test_pipeline.py</w:t>
+      </w:r>
+      <w:r>
+        <w:t>, seção 14: 154 verificações, 0 falhas).</w:t>
+      </w:r>
+    </w:p>
+    <w:p>
+      <w:pPr>
+        <w:jc w:val="both"/>
+      </w:pPr>
+      <w:r>
+        <w:rPr>
+          <w:b/>
+        </w:rPr>
+        <w:t>Medição nova, que corrige uma percepção do despacho:</w:t>
+      </w:r>
+      <w:r>
+        <w:t xml:space="preserve"> o curador relatou que a dedução contextual</w:t>
+      </w:r>
+    </w:p>
+    <w:p>
+      <w:pPr>
+        <w:jc w:val="both"/>
+      </w:pPr>
+      <w:r>
+        <w:t xml:space="preserve">do NotebookLM diminui drasticamente as lacunas </w:t>
+      </w:r>
+      <w:r>
+        <w:rPr>
+          <w:rFonts w:ascii="Consolas" w:hAnsi="Consolas"/>
+          <w:sz w:val="20"/>
+        </w:rPr>
+        <w:t>[INAUDÍVEL]</w:t>
+      </w:r>
+      <w:r>
+        <w:t xml:space="preserve">. Medido sobre as </w:t>
+      </w:r>
+      <w:r>
+        <w:rPr>
+          <w:b/>
+        </w:rPr>
+        <w:t>16 lacunas</w:t>
+      </w:r>
+      <w:r>
+        <w:t xml:space="preserve"> dos</w:t>
+      </w:r>
+    </w:p>
+    <w:p>
+      <w:pPr>
+        <w:jc w:val="both"/>
+      </w:pPr>
+      <w:r>
+        <w:t xml:space="preserve">blocos 01–08, o derivado resolve </w:t>
+      </w:r>
+      <w:r>
+        <w:rPr>
+          <w:b/>
+        </w:rPr>
+        <w:t>3</w:t>
+      </w:r>
+      <w:r>
+        <w:t xml:space="preserve"> (≈19%): </w:t>
+      </w:r>
+      <w:r>
+        <w:rPr>
+          <w:i/>
+        </w:rPr>
+        <w:t>trácia</w:t>
+      </w:r>
+      <w:r>
+        <w:t xml:space="preserve"> (bloco-01), </w:t>
+      </w:r>
+      <w:r>
+        <w:rPr>
+          <w:i/>
+        </w:rPr>
+        <w:t>faço</w:t>
+      </w:r>
+      <w:r>
+        <w:t xml:space="preserve"> (bloco-01), </w:t>
+      </w:r>
+      <w:r>
+        <w:rPr>
+          <w:i/>
+        </w:rPr>
+        <w:t>simples</w:t>
+      </w:r>
+    </w:p>
+    <w:p>
+      <w:pPr>
+        <w:jc w:val="both"/>
+      </w:pPr>
+      <w:r>
+        <w:t xml:space="preserve">(bloco-05). Deixa </w:t>
+      </w:r>
+      <w:r>
+        <w:rPr>
+          <w:b/>
+        </w:rPr>
+        <w:t>5 idênticas</w:t>
+      </w:r>
+      <w:r>
+        <w:t xml:space="preserve"> ao bruto ("produzência", "sear em cada uma dessas inteligências",</w:t>
+      </w:r>
+    </w:p>
+    <w:p>
+      <w:pPr>
+        <w:jc w:val="both"/>
+      </w:pPr>
+      <w:r>
+        <w:t xml:space="preserve">"hr1 os genes que nos fazem diferentes"…), oferece palpite </w:t>
+      </w:r>
+      <w:r>
+        <w:rPr>
+          <w:b/>
+        </w:rPr>
+        <w:t>diferente</w:t>
+      </w:r>
+      <w:r>
+        <w:t xml:space="preserve"> em 4 (bio clein, crios,</w:t>
+      </w:r>
+    </w:p>
+    <w:p>
+      <w:pPr>
+        <w:jc w:val="both"/>
+      </w:pPr>
+      <w:r>
+        <w:t xml:space="preserve">bodo, e </w:t>
+      </w:r>
+      <w:r>
+        <w:rPr>
+          <w:i/>
+        </w:rPr>
+        <w:t>full megante</w:t>
+      </w:r>
+      <w:r>
+        <w:t xml:space="preserve"> suprimido) e </w:t>
+      </w:r>
+      <w:r>
+        <w:rPr>
+          <w:b/>
+        </w:rPr>
+        <w:t>corrompe uma palavra boa</w:t>
+      </w:r>
+      <w:r>
+        <w:t>: "cabeça de elefante" → "cadecia de</w:t>
+      </w:r>
+    </w:p>
+    <w:p>
+      <w:pPr>
+        <w:jc w:val="both"/>
+      </w:pPr>
+      <w:r>
+        <w:t xml:space="preserve">elefante" (bloco-03). É o mesmo mecanismo nos dois sentidos — a camada que acerta </w:t>
+      </w:r>
+      <w:r>
+        <w:rPr>
+          <w:i/>
+        </w:rPr>
+        <w:t>trácia</w:t>
+      </w:r>
+      <w:r>
+        <w:t xml:space="preserve"> inventa</w:t>
+      </w:r>
+    </w:p>
+    <w:p>
+      <w:pPr>
+        <w:jc w:val="both"/>
+      </w:pPr>
+      <w:r>
+        <w:rPr>
+          <w:i/>
+        </w:rPr>
+        <w:t>cadecia</w:t>
+      </w:r>
+      <w:r>
+        <w:t xml:space="preserve">. Consequência prática, já refletida no Guia: **lacuna </w:t>
+      </w:r>
+      <w:r>
+        <w:rPr>
+          <w:rFonts w:ascii="Consolas" w:hAnsi="Consolas"/>
+          <w:sz w:val="20"/>
+        </w:rPr>
+        <w:t>[INAUDÍVEL]</w:t>
+      </w:r>
+      <w:r>
+        <w:t xml:space="preserve"> é decisão editorial do</w:t>
+      </w:r>
+    </w:p>
+    <w:p>
+      <w:pPr>
+        <w:jc w:val="both"/>
+      </w:pPr>
+      <w:r>
+        <w:t>revisor (§12), não herança do derivado**; o G9 fiscaliza máscaras de censura, não lacunas. A economia</w:t>
+      </w:r>
+    </w:p>
+    <w:p>
+      <w:pPr>
+        <w:jc w:val="both"/>
+      </w:pPr>
+      <w:r>
+        <w:t>real de B continua onde o parecer já a mediu — pontuação e fronteira de turno (§8), não resolução de</w:t>
+      </w:r>
+    </w:p>
+    <w:p>
+      <w:pPr>
+        <w:jc w:val="both"/>
+      </w:pPr>
+      <w:r>
+        <w:t>lacunas.</w:t>
+      </w:r>
+    </w:p>
+    <w:p>
+      <w:pPr>
+        <w:jc w:val="both"/>
+      </w:pPr>
+      <w:r>
+        <w:rPr>
+          <w:b/>
+        </w:rPr>
+        <w:t>Pendências desta implantação:</w:t>
+      </w:r>
+      <w:r>
+        <w:t xml:space="preserve"> o item 2 de §8 (</w:t>
+      </w:r>
+      <w:r>
+        <w:rPr>
+          <w:rFonts w:ascii="Consolas" w:hAnsi="Consolas"/>
+          <w:sz w:val="20"/>
+        </w:rPr>
+        <w:t>rc_diagnostico.py:372</w:t>
+      </w:r>
+      <w:r>
+        <w:t>) e a reconciliação das</w:t>
+      </w:r>
+    </w:p>
+    <w:p>
+      <w:pPr>
+        <w:jc w:val="both"/>
+      </w:pPr>
+      <w:r>
+        <w:t>duas réguas de contagem de palavras (</w:t>
+      </w:r>
+      <w:r>
+        <w:rPr>
+          <w:rFonts w:ascii="Consolas" w:hAnsi="Consolas"/>
+          <w:sz w:val="20"/>
+        </w:rPr>
+        <w:t>split()</w:t>
+      </w:r>
+      <w:r>
+        <w:t xml:space="preserve"> 18.781 × </w:t>
+      </w:r>
+      <w:r>
+        <w:rPr>
+          <w:rFonts w:ascii="Consolas" w:hAnsi="Consolas"/>
+          <w:sz w:val="20"/>
+        </w:rPr>
+        <w:t>PALAVRA_RE</w:t>
+      </w:r>
+      <w:r>
+        <w:t xml:space="preserve"> 18.806, documentadas no Guia</w:t>
+      </w:r>
+    </w:p>
+    <w:p>
+      <w:pPr>
+        <w:jc w:val="both"/>
+      </w:pPr>
+      <w:r>
+        <w:t xml:space="preserve">§2.6 item 6) ficam para o próximo lote de código. Commits mantidos </w:t>
+      </w:r>
+      <w:r>
+        <w:rPr>
+          <w:b/>
+        </w:rPr>
+        <w:t>locais</w:t>
+      </w:r>
+      <w:r>
+        <w:t xml:space="preserve"> por ordem do</w:t>
+      </w:r>
+    </w:p>
+    <w:p>
+      <w:pPr>
+        <w:jc w:val="both"/>
+      </w:pPr>
+      <w:r>
+        <w:t>Comandante, até o reestabelecimento do token de push.</w:t>
       </w:r>
     </w:p>
     <w:sectPr>
@@ -8519,7 +9740,7 @@
       <w:spacing w:after="120" w:line="276" w:lineRule="auto"/>
     </w:pPr>
     <w:rPr>
-      <w:rFonts w:ascii="Agente 86 · Transcri-YouTube" w:hAnsi="Agente 86 · Transcri-YouTube"/>
+      <w:rFonts w:ascii="Calibri" w:hAnsi="Calibri"/>
       <w:sz w:val="22"/>
     </w:rPr>
   </w:style>
